--- a/pe-2026-2027/PE_RPI_2026_2027.docx
+++ b/pe-2026-2027/PE_RPI_2026_2027.docx
@@ -213,6 +213,7 @@
               <w:rPr>
                 <w:rFonts w:ascii="Times New Roman" w:hAnsi="Times New Roman"/>
                 <w:b/>
+                <w:i w:val="0"/>
                 <w:sz w:val="18"/>
               </w:rPr>
               <w:t>N°</w:t>
@@ -235,6 +236,7 @@
               <w:rPr>
                 <w:rFonts w:ascii="Times New Roman" w:hAnsi="Times New Roman"/>
                 <w:b/>
+                <w:i w:val="0"/>
                 <w:sz w:val="18"/>
               </w:rPr>
               <w:t>KARAZANY</w:t>
@@ -257,6 +259,7 @@
               <w:rPr>
                 <w:rFonts w:ascii="Times New Roman" w:hAnsi="Times New Roman"/>
                 <w:b/>
+                <w:i w:val="0"/>
                 <w:sz w:val="18"/>
               </w:rPr>
               <w:t>TETIBIDY</w:t>
@@ -279,6 +282,7 @@
               <w:rPr>
                 <w:rFonts w:ascii="Times New Roman" w:hAnsi="Times New Roman"/>
                 <w:b/>
+                <w:i w:val="0"/>
                 <w:sz w:val="18"/>
               </w:rPr>
               <w:t>LOHARANO</w:t>
@@ -293,6 +297,7 @@
               <w:rPr>
                 <w:rFonts w:ascii="Times New Roman" w:hAnsi="Times New Roman"/>
                 <w:b/>
+                <w:i w:val="0"/>
                 <w:sz w:val="18"/>
               </w:rPr>
               <w:t>NIAVIAN’NY</w:t>
@@ -307,6 +312,7 @@
               <w:rPr>
                 <w:rFonts w:ascii="Times New Roman" w:hAnsi="Times New Roman"/>
                 <w:b/>
+                <w:i w:val="0"/>
                 <w:sz w:val="18"/>
               </w:rPr>
               <w:t>VOLA</w:t>
@@ -329,6 +335,7 @@
               <w:rPr>
                 <w:rFonts w:ascii="Times New Roman" w:hAnsi="Times New Roman"/>
                 <w:b/>
+                <w:i w:val="0"/>
                 <w:sz w:val="18"/>
               </w:rPr>
               <w:t>FANAMARIHANA</w:t>
@@ -366,6 +373,7 @@
               <w:rPr>
                 <w:rFonts w:ascii="Times New Roman" w:hAnsi="Times New Roman"/>
                 <w:b/>
+                <w:i w:val="0"/>
                 <w:sz w:val="18"/>
               </w:rPr>
               <w:t>Vidin’ny iray</w:t>
@@ -387,6 +395,7 @@
               <w:rPr>
                 <w:rFonts w:ascii="Times New Roman" w:hAnsi="Times New Roman"/>
                 <w:b/>
+                <w:i w:val="0"/>
                 <w:sz w:val="18"/>
               </w:rPr>
               <w:t>Isany</w:t>
@@ -408,6 +417,7 @@
               <w:rPr>
                 <w:rFonts w:ascii="Times New Roman" w:hAnsi="Times New Roman"/>
                 <w:b/>
+                <w:i w:val="0"/>
                 <w:sz w:val="18"/>
               </w:rPr>
               <w:t>Totaly</w:t>
@@ -445,6 +455,7 @@
               <w:rPr>
                 <w:rFonts w:ascii="Times New Roman" w:hAnsi="Times New Roman"/>
                 <w:b w:val="0"/>
+                <w:i w:val="0"/>
                 <w:sz w:val="18"/>
               </w:rPr>
               <w:t>1</w:t>
@@ -466,6 +477,7 @@
               <w:rPr>
                 <w:rFonts w:ascii="Times New Roman" w:hAnsi="Times New Roman"/>
                 <w:b w:val="0"/>
+                <w:i w:val="0"/>
                 <w:sz w:val="18"/>
               </w:rPr>
               <w:t>Frais 3 Mandataires</w:t>
@@ -487,6 +499,7 @@
               <w:rPr>
                 <w:rFonts w:ascii="Times New Roman" w:hAnsi="Times New Roman"/>
                 <w:b w:val="0"/>
+                <w:i w:val="0"/>
                 <w:sz w:val="18"/>
               </w:rPr>
               <w:t>30 000</w:t>
@@ -508,6 +521,7 @@
               <w:rPr>
                 <w:rFonts w:ascii="Times New Roman" w:hAnsi="Times New Roman"/>
                 <w:b w:val="0"/>
+                <w:i w:val="0"/>
                 <w:sz w:val="18"/>
               </w:rPr>
               <w:t>3</w:t>
@@ -529,6 +543,7 @@
               <w:rPr>
                 <w:rFonts w:ascii="Times New Roman" w:hAnsi="Times New Roman"/>
                 <w:b w:val="0"/>
+                <w:i w:val="0"/>
                 <w:sz w:val="18"/>
               </w:rPr>
               <w:t>90 000</w:t>
@@ -551,6 +566,7 @@
               <w:rPr>
                 <w:rFonts w:ascii="Times New Roman" w:hAnsi="Times New Roman"/>
                 <w:b/>
+                <w:i w:val="0"/>
                 <w:sz w:val="18"/>
               </w:rPr>
               <w:t>CAISSE ECOLE R.P.I (ETAT)</w:t>
@@ -565,6 +581,7 @@
               <w:rPr>
                 <w:rFonts w:ascii="Times New Roman" w:hAnsi="Times New Roman"/>
                 <w:b/>
+                <w:i/>
                 <w:sz w:val="18"/>
               </w:rPr>
               <w:t>ST : 1 098 000 Ar</w:t>
@@ -586,6 +603,7 @@
               <w:rPr>
                 <w:rFonts w:ascii="Times New Roman" w:hAnsi="Times New Roman"/>
                 <w:b w:val="0"/>
+                <w:i w:val="0"/>
                 <w:sz w:val="18"/>
               </w:rPr>
             </w:r>
@@ -608,6 +626,7 @@
               <w:rPr>
                 <w:rFonts w:ascii="Times New Roman" w:hAnsi="Times New Roman"/>
                 <w:b w:val="0"/>
+                <w:i w:val="0"/>
                 <w:sz w:val="18"/>
               </w:rPr>
               <w:t>2</w:t>
@@ -629,6 +648,7 @@
               <w:rPr>
                 <w:rFonts w:ascii="Times New Roman" w:hAnsi="Times New Roman"/>
                 <w:b w:val="0"/>
+                <w:i w:val="0"/>
                 <w:sz w:val="18"/>
               </w:rPr>
               <w:t>Ciment</w:t>
@@ -650,6 +670,7 @@
               <w:rPr>
                 <w:rFonts w:ascii="Times New Roman" w:hAnsi="Times New Roman"/>
                 <w:b w:val="0"/>
+                <w:i w:val="0"/>
                 <w:sz w:val="18"/>
               </w:rPr>
               <w:t>52 000</w:t>
@@ -671,6 +692,7 @@
               <w:rPr>
                 <w:rFonts w:ascii="Times New Roman" w:hAnsi="Times New Roman"/>
                 <w:b w:val="0"/>
+                <w:i w:val="0"/>
                 <w:sz w:val="18"/>
               </w:rPr>
               <w:t>2</w:t>
@@ -692,6 +714,7 @@
               <w:rPr>
                 <w:rFonts w:ascii="Times New Roman" w:hAnsi="Times New Roman"/>
                 <w:b w:val="0"/>
+                <w:i w:val="0"/>
                 <w:sz w:val="18"/>
               </w:rPr>
               <w:t>104 000</w:t>
@@ -720,6 +743,7 @@
               <w:rPr>
                 <w:rFonts w:ascii="Times New Roman" w:hAnsi="Times New Roman"/>
                 <w:b w:val="0"/>
+                <w:i w:val="0"/>
                 <w:sz w:val="18"/>
               </w:rPr>
             </w:r>
@@ -742,6 +766,7 @@
               <w:rPr>
                 <w:rFonts w:ascii="Times New Roman" w:hAnsi="Times New Roman"/>
                 <w:b w:val="0"/>
+                <w:i w:val="0"/>
                 <w:sz w:val="18"/>
               </w:rPr>
               <w:t>3</w:t>
@@ -763,6 +788,7 @@
               <w:rPr>
                 <w:rFonts w:ascii="Times New Roman" w:hAnsi="Times New Roman"/>
                 <w:b w:val="0"/>
+                <w:i w:val="0"/>
                 <w:sz w:val="18"/>
               </w:rPr>
               <w:t>Sport Scolaire</w:t>
@@ -784,6 +810,7 @@
               <w:rPr>
                 <w:rFonts w:ascii="Times New Roman" w:hAnsi="Times New Roman"/>
                 <w:b w:val="0"/>
+                <w:i w:val="0"/>
                 <w:sz w:val="18"/>
               </w:rPr>
               <w:t>500</w:t>
@@ -805,6 +832,7 @@
               <w:rPr>
                 <w:rFonts w:ascii="Times New Roman" w:hAnsi="Times New Roman"/>
                 <w:b w:val="0"/>
+                <w:i w:val="0"/>
                 <w:sz w:val="18"/>
               </w:rPr>
               <w:t>140</w:t>
@@ -826,6 +854,7 @@
               <w:rPr>
                 <w:rFonts w:ascii="Times New Roman" w:hAnsi="Times New Roman"/>
                 <w:b w:val="0"/>
+                <w:i w:val="0"/>
                 <w:sz w:val="18"/>
               </w:rPr>
               <w:t>70 000</w:t>
@@ -854,6 +883,7 @@
               <w:rPr>
                 <w:rFonts w:ascii="Times New Roman" w:hAnsi="Times New Roman"/>
                 <w:b w:val="0"/>
+                <w:i w:val="0"/>
                 <w:sz w:val="18"/>
               </w:rPr>
             </w:r>
@@ -876,6 +906,7 @@
               <w:rPr>
                 <w:rFonts w:ascii="Times New Roman" w:hAnsi="Times New Roman"/>
                 <w:b w:val="0"/>
+                <w:i w:val="0"/>
                 <w:sz w:val="18"/>
               </w:rPr>
               <w:t>4</w:t>
@@ -897,6 +928,7 @@
               <w:rPr>
                 <w:rFonts w:ascii="Times New Roman" w:hAnsi="Times New Roman"/>
                 <w:b w:val="0"/>
+                <w:i w:val="0"/>
                 <w:sz w:val="18"/>
               </w:rPr>
               <w:t>Angady PM</w:t>
@@ -918,6 +950,7 @@
               <w:rPr>
                 <w:rFonts w:ascii="Times New Roman" w:hAnsi="Times New Roman"/>
                 <w:b w:val="0"/>
+                <w:i w:val="0"/>
                 <w:sz w:val="18"/>
               </w:rPr>
               <w:t>5 000</w:t>
@@ -939,6 +972,7 @@
               <w:rPr>
                 <w:rFonts w:ascii="Times New Roman" w:hAnsi="Times New Roman"/>
                 <w:b w:val="0"/>
+                <w:i w:val="0"/>
                 <w:sz w:val="18"/>
               </w:rPr>
               <w:t>1</w:t>
@@ -960,6 +994,7 @@
               <w:rPr>
                 <w:rFonts w:ascii="Times New Roman" w:hAnsi="Times New Roman"/>
                 <w:b w:val="0"/>
+                <w:i w:val="0"/>
                 <w:sz w:val="18"/>
               </w:rPr>
               <w:t>5 000</w:t>
@@ -988,6 +1023,7 @@
               <w:rPr>
                 <w:rFonts w:ascii="Times New Roman" w:hAnsi="Times New Roman"/>
                 <w:b w:val="0"/>
+                <w:i w:val="0"/>
                 <w:sz w:val="18"/>
               </w:rPr>
               <w:t>(1/enseignant)</w:t>
@@ -1011,6 +1047,7 @@
               <w:rPr>
                 <w:rFonts w:ascii="Times New Roman" w:hAnsi="Times New Roman"/>
                 <w:b w:val="0"/>
+                <w:i w:val="0"/>
                 <w:sz w:val="18"/>
               </w:rPr>
               <w:t>5</w:t>
@@ -1032,6 +1069,7 @@
               <w:rPr>
                 <w:rFonts w:ascii="Times New Roman" w:hAnsi="Times New Roman"/>
                 <w:b w:val="0"/>
+                <w:i w:val="0"/>
                 <w:sz w:val="18"/>
               </w:rPr>
               <w:t>Colle de bureau PM</w:t>
@@ -1053,6 +1091,7 @@
               <w:rPr>
                 <w:rFonts w:ascii="Times New Roman" w:hAnsi="Times New Roman"/>
                 <w:b w:val="0"/>
+                <w:i w:val="0"/>
                 <w:sz w:val="18"/>
               </w:rPr>
               <w:t>1 600</w:t>
@@ -1074,6 +1113,7 @@
               <w:rPr>
                 <w:rFonts w:ascii="Times New Roman" w:hAnsi="Times New Roman"/>
                 <w:b w:val="0"/>
+                <w:i w:val="0"/>
                 <w:sz w:val="18"/>
               </w:rPr>
               <w:t>6</w:t>
@@ -1095,6 +1135,7 @@
               <w:rPr>
                 <w:rFonts w:ascii="Times New Roman" w:hAnsi="Times New Roman"/>
                 <w:b w:val="0"/>
+                <w:i w:val="0"/>
                 <w:sz w:val="18"/>
               </w:rPr>
               <w:t>9 600</w:t>
@@ -1123,6 +1164,7 @@
               <w:rPr>
                 <w:rFonts w:ascii="Times New Roman" w:hAnsi="Times New Roman"/>
                 <w:b w:val="0"/>
+                <w:i w:val="0"/>
                 <w:sz w:val="18"/>
               </w:rPr>
               <w:t>(1/enseignant)</w:t>
@@ -1146,6 +1188,7 @@
               <w:rPr>
                 <w:rFonts w:ascii="Times New Roman" w:hAnsi="Times New Roman"/>
                 <w:b w:val="0"/>
+                <w:i w:val="0"/>
                 <w:sz w:val="18"/>
               </w:rPr>
               <w:t>6</w:t>
@@ -1167,6 +1210,7 @@
               <w:rPr>
                 <w:rFonts w:ascii="Times New Roman" w:hAnsi="Times New Roman"/>
                 <w:b w:val="0"/>
+                <w:i w:val="0"/>
                 <w:sz w:val="18"/>
               </w:rPr>
               <w:t>Wood Fix 500 g</w:t>
@@ -1188,6 +1232,7 @@
               <w:rPr>
                 <w:rFonts w:ascii="Times New Roman" w:hAnsi="Times New Roman"/>
                 <w:b w:val="0"/>
+                <w:i w:val="0"/>
                 <w:sz w:val="18"/>
               </w:rPr>
               <w:t>9 000</w:t>
@@ -1209,6 +1254,7 @@
               <w:rPr>
                 <w:rFonts w:ascii="Times New Roman" w:hAnsi="Times New Roman"/>
                 <w:b w:val="0"/>
+                <w:i w:val="0"/>
                 <w:sz w:val="18"/>
               </w:rPr>
               <w:t>1</w:t>
@@ -1230,6 +1276,7 @@
               <w:rPr>
                 <w:rFonts w:ascii="Times New Roman" w:hAnsi="Times New Roman"/>
                 <w:b w:val="0"/>
+                <w:i w:val="0"/>
                 <w:sz w:val="18"/>
               </w:rPr>
               <w:t>9 000</w:t>
@@ -1258,6 +1305,7 @@
               <w:rPr>
                 <w:rFonts w:ascii="Times New Roman" w:hAnsi="Times New Roman"/>
                 <w:b w:val="0"/>
+                <w:i w:val="0"/>
                 <w:sz w:val="18"/>
               </w:rPr>
             </w:r>
@@ -1280,6 +1328,7 @@
               <w:rPr>
                 <w:rFonts w:ascii="Times New Roman" w:hAnsi="Times New Roman"/>
                 <w:b w:val="0"/>
+                <w:i w:val="0"/>
                 <w:sz w:val="18"/>
               </w:rPr>
               <w:t>7</w:t>
@@ -1301,6 +1350,7 @@
               <w:rPr>
                 <w:rFonts w:ascii="Times New Roman" w:hAnsi="Times New Roman"/>
                 <w:b w:val="0"/>
+                <w:i w:val="0"/>
                 <w:sz w:val="18"/>
               </w:rPr>
               <w:t>Craie couleur RAFAFA</w:t>
@@ -1322,6 +1372,7 @@
               <w:rPr>
                 <w:rFonts w:ascii="Times New Roman" w:hAnsi="Times New Roman"/>
                 <w:b w:val="0"/>
+                <w:i w:val="0"/>
                 <w:sz w:val="18"/>
               </w:rPr>
               <w:t>6 000</w:t>
@@ -1343,6 +1394,7 @@
               <w:rPr>
                 <w:rFonts w:ascii="Times New Roman" w:hAnsi="Times New Roman"/>
                 <w:b w:val="0"/>
+                <w:i w:val="0"/>
                 <w:sz w:val="18"/>
               </w:rPr>
               <w:t>10</w:t>
@@ -1364,6 +1416,7 @@
               <w:rPr>
                 <w:rFonts w:ascii="Times New Roman" w:hAnsi="Times New Roman"/>
                 <w:b w:val="0"/>
+                <w:i w:val="0"/>
                 <w:sz w:val="18"/>
               </w:rPr>
               <w:t>60 000</w:t>
@@ -1392,6 +1445,7 @@
               <w:rPr>
                 <w:rFonts w:ascii="Times New Roman" w:hAnsi="Times New Roman"/>
                 <w:b w:val="0"/>
+                <w:i w:val="0"/>
                 <w:sz w:val="18"/>
               </w:rPr>
             </w:r>
@@ -1414,6 +1468,7 @@
               <w:rPr>
                 <w:rFonts w:ascii="Times New Roman" w:hAnsi="Times New Roman"/>
                 <w:b w:val="0"/>
+                <w:i w:val="0"/>
                 <w:sz w:val="18"/>
               </w:rPr>
               <w:t>8</w:t>
@@ -1435,6 +1490,7 @@
               <w:rPr>
                 <w:rFonts w:ascii="Times New Roman" w:hAnsi="Times New Roman"/>
                 <w:b w:val="0"/>
+                <w:i w:val="0"/>
                 <w:sz w:val="18"/>
               </w:rPr>
               <w:t>Craie blanche RAFAFA</w:t>
@@ -1456,6 +1512,7 @@
               <w:rPr>
                 <w:rFonts w:ascii="Times New Roman" w:hAnsi="Times New Roman"/>
                 <w:b w:val="0"/>
+                <w:i w:val="0"/>
                 <w:sz w:val="18"/>
               </w:rPr>
               <w:t>5 000</w:t>
@@ -1477,6 +1534,7 @@
               <w:rPr>
                 <w:rFonts w:ascii="Times New Roman" w:hAnsi="Times New Roman"/>
                 <w:b w:val="0"/>
+                <w:i w:val="0"/>
                 <w:sz w:val="18"/>
               </w:rPr>
               <w:t>25</w:t>
@@ -1498,6 +1556,7 @@
               <w:rPr>
                 <w:rFonts w:ascii="Times New Roman" w:hAnsi="Times New Roman"/>
                 <w:b w:val="0"/>
+                <w:i w:val="0"/>
                 <w:sz w:val="18"/>
               </w:rPr>
               <w:t>125 000</w:t>
@@ -1526,6 +1585,7 @@
               <w:rPr>
                 <w:rFonts w:ascii="Times New Roman" w:hAnsi="Times New Roman"/>
                 <w:b w:val="0"/>
+                <w:i w:val="0"/>
                 <w:sz w:val="18"/>
               </w:rPr>
             </w:r>
@@ -1548,6 +1608,7 @@
               <w:rPr>
                 <w:rFonts w:ascii="Times New Roman" w:hAnsi="Times New Roman"/>
                 <w:b w:val="0"/>
+                <w:i w:val="0"/>
                 <w:sz w:val="18"/>
               </w:rPr>
               <w:t>9</w:t>
@@ -1569,6 +1630,7 @@
               <w:rPr>
                 <w:rFonts w:ascii="Times New Roman" w:hAnsi="Times New Roman"/>
                 <w:b w:val="0"/>
+                <w:i w:val="0"/>
                 <w:sz w:val="18"/>
               </w:rPr>
               <w:t>Cahier GF 200p Lux</w:t>
@@ -1590,6 +1652,7 @@
               <w:rPr>
                 <w:rFonts w:ascii="Times New Roman" w:hAnsi="Times New Roman"/>
                 <w:b w:val="0"/>
+                <w:i w:val="0"/>
                 <w:sz w:val="18"/>
               </w:rPr>
               <w:t>5 800</w:t>
@@ -1611,6 +1674,7 @@
               <w:rPr>
                 <w:rFonts w:ascii="Times New Roman" w:hAnsi="Times New Roman"/>
                 <w:b w:val="0"/>
+                <w:i w:val="0"/>
                 <w:sz w:val="18"/>
               </w:rPr>
               <w:t>14</w:t>
@@ -1632,6 +1696,7 @@
               <w:rPr>
                 <w:rFonts w:ascii="Times New Roman" w:hAnsi="Times New Roman"/>
                 <w:b w:val="0"/>
+                <w:i w:val="0"/>
                 <w:sz w:val="18"/>
               </w:rPr>
               <w:t>81 200</w:t>
@@ -1660,6 +1725,7 @@
               <w:rPr>
                 <w:rFonts w:ascii="Times New Roman" w:hAnsi="Times New Roman"/>
                 <w:b w:val="0"/>
+                <w:i w:val="0"/>
                 <w:sz w:val="18"/>
               </w:rPr>
               <w:t>(2/classe)</w:t>
@@ -1683,6 +1749,7 @@
               <w:rPr>
                 <w:rFonts w:ascii="Times New Roman" w:hAnsi="Times New Roman"/>
                 <w:b w:val="0"/>
+                <w:i w:val="0"/>
                 <w:sz w:val="18"/>
               </w:rPr>
               <w:t>10</w:t>
@@ -1704,6 +1771,7 @@
               <w:rPr>
                 <w:rFonts w:ascii="Times New Roman" w:hAnsi="Times New Roman"/>
                 <w:b w:val="0"/>
+                <w:i w:val="0"/>
                 <w:sz w:val="18"/>
               </w:rPr>
               <w:t>Cahier PF 200p Lux</w:t>
@@ -1725,6 +1793,7 @@
               <w:rPr>
                 <w:rFonts w:ascii="Times New Roman" w:hAnsi="Times New Roman"/>
                 <w:b w:val="0"/>
+                <w:i w:val="0"/>
                 <w:sz w:val="18"/>
               </w:rPr>
               <w:t>3 600</w:t>
@@ -1746,6 +1815,7 @@
               <w:rPr>
                 <w:rFonts w:ascii="Times New Roman" w:hAnsi="Times New Roman"/>
                 <w:b w:val="0"/>
+                <w:i w:val="0"/>
                 <w:sz w:val="18"/>
               </w:rPr>
               <w:t>12</w:t>
@@ -1767,6 +1837,7 @@
               <w:rPr>
                 <w:rFonts w:ascii="Times New Roman" w:hAnsi="Times New Roman"/>
                 <w:b w:val="0"/>
+                <w:i w:val="0"/>
                 <w:sz w:val="18"/>
               </w:rPr>
               <w:t>43 200</w:t>
@@ -1795,6 +1866,7 @@
               <w:rPr>
                 <w:rFonts w:ascii="Times New Roman" w:hAnsi="Times New Roman"/>
                 <w:b w:val="0"/>
+                <w:i w:val="0"/>
                 <w:sz w:val="18"/>
               </w:rPr>
               <w:t>(2/enseig)</w:t>
@@ -1818,6 +1890,7 @@
               <w:rPr>
                 <w:rFonts w:ascii="Times New Roman" w:hAnsi="Times New Roman"/>
                 <w:b w:val="0"/>
+                <w:i w:val="0"/>
                 <w:sz w:val="18"/>
               </w:rPr>
               <w:t>11</w:t>
@@ -1839,6 +1912,7 @@
               <w:rPr>
                 <w:rFonts w:ascii="Times New Roman" w:hAnsi="Times New Roman"/>
                 <w:b w:val="0"/>
+                <w:i w:val="0"/>
                 <w:sz w:val="18"/>
               </w:rPr>
               <w:t>Chemise à dossier</w:t>
@@ -1860,6 +1934,7 @@
               <w:rPr>
                 <w:rFonts w:ascii="Times New Roman" w:hAnsi="Times New Roman"/>
                 <w:b w:val="0"/>
+                <w:i w:val="0"/>
                 <w:sz w:val="18"/>
               </w:rPr>
               <w:t>600</w:t>
@@ -1881,6 +1956,7 @@
               <w:rPr>
                 <w:rFonts w:ascii="Times New Roman" w:hAnsi="Times New Roman"/>
                 <w:b w:val="0"/>
+                <w:i w:val="0"/>
                 <w:sz w:val="18"/>
               </w:rPr>
               <w:t>60</w:t>
@@ -1902,6 +1978,7 @@
               <w:rPr>
                 <w:rFonts w:ascii="Times New Roman" w:hAnsi="Times New Roman"/>
                 <w:b w:val="0"/>
+                <w:i w:val="0"/>
                 <w:sz w:val="18"/>
               </w:rPr>
               <w:t>36 000</w:t>
@@ -1930,6 +2007,7 @@
               <w:rPr>
                 <w:rFonts w:ascii="Times New Roman" w:hAnsi="Times New Roman"/>
                 <w:b w:val="0"/>
+                <w:i w:val="0"/>
                 <w:sz w:val="18"/>
               </w:rPr>
               <w:t>(10/ens)</w:t>
@@ -1953,6 +2031,7 @@
               <w:rPr>
                 <w:rFonts w:ascii="Times New Roman" w:hAnsi="Times New Roman"/>
                 <w:b w:val="0"/>
+                <w:i w:val="0"/>
                 <w:sz w:val="18"/>
               </w:rPr>
               <w:t>12</w:t>
@@ -1974,6 +2053,7 @@
               <w:rPr>
                 <w:rFonts w:ascii="Times New Roman" w:hAnsi="Times New Roman"/>
                 <w:b w:val="0"/>
+                <w:i w:val="0"/>
                 <w:sz w:val="18"/>
               </w:rPr>
               <w:t>Gony 250 kg</w:t>
@@ -1995,6 +2075,7 @@
               <w:rPr>
                 <w:rFonts w:ascii="Times New Roman" w:hAnsi="Times New Roman"/>
                 <w:b w:val="0"/>
+                <w:i w:val="0"/>
                 <w:sz w:val="18"/>
               </w:rPr>
               <w:t>4 000</w:t>
@@ -2016,6 +2097,7 @@
               <w:rPr>
                 <w:rFonts w:ascii="Times New Roman" w:hAnsi="Times New Roman"/>
                 <w:b w:val="0"/>
+                <w:i w:val="0"/>
                 <w:sz w:val="18"/>
               </w:rPr>
               <w:t>1</w:t>
@@ -2037,6 +2119,7 @@
               <w:rPr>
                 <w:rFonts w:ascii="Times New Roman" w:hAnsi="Times New Roman"/>
                 <w:b w:val="0"/>
+                <w:i w:val="0"/>
                 <w:sz w:val="18"/>
               </w:rPr>
               <w:t>4 000</w:t>
@@ -2065,6 +2148,7 @@
               <w:rPr>
                 <w:rFonts w:ascii="Times New Roman" w:hAnsi="Times New Roman"/>
                 <w:b w:val="0"/>
+                <w:i w:val="0"/>
                 <w:sz w:val="18"/>
               </w:rPr>
             </w:r>
@@ -2087,6 +2171,7 @@
               <w:rPr>
                 <w:rFonts w:ascii="Times New Roman" w:hAnsi="Times New Roman"/>
                 <w:b w:val="0"/>
+                <w:i w:val="0"/>
                 <w:sz w:val="18"/>
               </w:rPr>
               <w:t>13</w:t>
@@ -2108,6 +2193,7 @@
               <w:rPr>
                 <w:rFonts w:ascii="Times New Roman" w:hAnsi="Times New Roman"/>
                 <w:b w:val="0"/>
+                <w:i w:val="0"/>
                 <w:sz w:val="18"/>
               </w:rPr>
               <w:t>Ciseaux PM</w:t>
@@ -2129,6 +2215,7 @@
               <w:rPr>
                 <w:rFonts w:ascii="Times New Roman" w:hAnsi="Times New Roman"/>
                 <w:b w:val="0"/>
+                <w:i w:val="0"/>
                 <w:sz w:val="18"/>
               </w:rPr>
               <w:t>1 800</w:t>
@@ -2150,6 +2237,7 @@
               <w:rPr>
                 <w:rFonts w:ascii="Times New Roman" w:hAnsi="Times New Roman"/>
                 <w:b w:val="0"/>
+                <w:i w:val="0"/>
                 <w:sz w:val="18"/>
               </w:rPr>
               <w:t>6</w:t>
@@ -2171,6 +2259,7 @@
               <w:rPr>
                 <w:rFonts w:ascii="Times New Roman" w:hAnsi="Times New Roman"/>
                 <w:b w:val="0"/>
+                <w:i w:val="0"/>
                 <w:sz w:val="18"/>
               </w:rPr>
               <w:t>10 800</w:t>
@@ -2199,6 +2288,7 @@
               <w:rPr>
                 <w:rFonts w:ascii="Times New Roman" w:hAnsi="Times New Roman"/>
                 <w:b w:val="0"/>
+                <w:i w:val="0"/>
                 <w:sz w:val="18"/>
               </w:rPr>
               <w:t>(1/ens)</w:t>
@@ -2222,6 +2312,7 @@
               <w:rPr>
                 <w:rFonts w:ascii="Times New Roman" w:hAnsi="Times New Roman"/>
                 <w:b w:val="0"/>
+                <w:i w:val="0"/>
                 <w:sz w:val="18"/>
               </w:rPr>
               <w:t>14</w:t>
@@ -2243,6 +2334,7 @@
               <w:rPr>
                 <w:rFonts w:ascii="Times New Roman" w:hAnsi="Times New Roman"/>
                 <w:b w:val="0"/>
+                <w:i w:val="0"/>
                 <w:sz w:val="18"/>
               </w:rPr>
               <w:t>Éponge GN</w:t>
@@ -2264,6 +2356,7 @@
               <w:rPr>
                 <w:rFonts w:ascii="Times New Roman" w:hAnsi="Times New Roman"/>
                 <w:b w:val="0"/>
+                <w:i w:val="0"/>
                 <w:sz w:val="18"/>
               </w:rPr>
               <w:t>700</w:t>
@@ -2285,6 +2378,7 @@
               <w:rPr>
                 <w:rFonts w:ascii="Times New Roman" w:hAnsi="Times New Roman"/>
                 <w:b w:val="0"/>
+                <w:i w:val="0"/>
                 <w:sz w:val="18"/>
               </w:rPr>
               <w:t>21</w:t>
@@ -2306,6 +2400,7 @@
               <w:rPr>
                 <w:rFonts w:ascii="Times New Roman" w:hAnsi="Times New Roman"/>
                 <w:b w:val="0"/>
+                <w:i w:val="0"/>
                 <w:sz w:val="18"/>
               </w:rPr>
               <w:t>14 700</w:t>
@@ -2334,6 +2429,7 @@
               <w:rPr>
                 <w:rFonts w:ascii="Times New Roman" w:hAnsi="Times New Roman"/>
                 <w:b w:val="0"/>
+                <w:i w:val="0"/>
                 <w:sz w:val="18"/>
               </w:rPr>
               <w:t>(3/classe)</w:t>
@@ -2357,6 +2453,7 @@
               <w:rPr>
                 <w:rFonts w:ascii="Times New Roman" w:hAnsi="Times New Roman"/>
                 <w:b w:val="0"/>
+                <w:i w:val="0"/>
                 <w:sz w:val="18"/>
               </w:rPr>
               <w:t>15</w:t>
@@ -2378,6 +2475,7 @@
               <w:rPr>
                 <w:rFonts w:ascii="Times New Roman" w:hAnsi="Times New Roman"/>
                 <w:b w:val="0"/>
+                <w:i w:val="0"/>
                 <w:sz w:val="18"/>
               </w:rPr>
               <w:t>Enveloppe A4 Kraft</w:t>
@@ -2399,6 +2497,7 @@
               <w:rPr>
                 <w:rFonts w:ascii="Times New Roman" w:hAnsi="Times New Roman"/>
                 <w:b w:val="0"/>
+                <w:i w:val="0"/>
                 <w:sz w:val="18"/>
               </w:rPr>
               <w:t>500</w:t>
@@ -2420,6 +2519,7 @@
               <w:rPr>
                 <w:rFonts w:ascii="Times New Roman" w:hAnsi="Times New Roman"/>
                 <w:b w:val="0"/>
+                <w:i w:val="0"/>
                 <w:sz w:val="18"/>
               </w:rPr>
               <w:t>18</w:t>
@@ -2441,6 +2541,7 @@
               <w:rPr>
                 <w:rFonts w:ascii="Times New Roman" w:hAnsi="Times New Roman"/>
                 <w:b w:val="0"/>
+                <w:i w:val="0"/>
                 <w:sz w:val="18"/>
               </w:rPr>
               <w:t>9 000</w:t>
@@ -2469,6 +2570,7 @@
               <w:rPr>
                 <w:rFonts w:ascii="Times New Roman" w:hAnsi="Times New Roman"/>
                 <w:b w:val="0"/>
+                <w:i w:val="0"/>
                 <w:sz w:val="18"/>
               </w:rPr>
               <w:t>(3/ens)</w:t>
@@ -2492,6 +2594,7 @@
               <w:rPr>
                 <w:rFonts w:ascii="Times New Roman" w:hAnsi="Times New Roman"/>
                 <w:b w:val="0"/>
+                <w:i w:val="0"/>
                 <w:sz w:val="18"/>
               </w:rPr>
               <w:t>16</w:t>
@@ -2513,6 +2616,7 @@
               <w:rPr>
                 <w:rFonts w:ascii="Times New Roman" w:hAnsi="Times New Roman"/>
                 <w:b w:val="0"/>
+                <w:i w:val="0"/>
                 <w:sz w:val="18"/>
               </w:rPr>
               <w:t>Isorel</w:t>
@@ -2534,6 +2638,7 @@
               <w:rPr>
                 <w:rFonts w:ascii="Times New Roman" w:hAnsi="Times New Roman"/>
                 <w:b w:val="0"/>
+                <w:i w:val="0"/>
                 <w:sz w:val="18"/>
               </w:rPr>
               <w:t>58 000</w:t>
@@ -2555,6 +2660,7 @@
               <w:rPr>
                 <w:rFonts w:ascii="Times New Roman" w:hAnsi="Times New Roman"/>
                 <w:b w:val="0"/>
+                <w:i w:val="0"/>
                 <w:sz w:val="18"/>
               </w:rPr>
               <w:t>2</w:t>
@@ -2576,6 +2682,7 @@
               <w:rPr>
                 <w:rFonts w:ascii="Times New Roman" w:hAnsi="Times New Roman"/>
                 <w:b w:val="0"/>
+                <w:i w:val="0"/>
                 <w:sz w:val="18"/>
               </w:rPr>
               <w:t>116 000</w:t>
@@ -2604,6 +2711,7 @@
               <w:rPr>
                 <w:rFonts w:ascii="Times New Roman" w:hAnsi="Times New Roman"/>
                 <w:b w:val="0"/>
+                <w:i w:val="0"/>
                 <w:sz w:val="18"/>
               </w:rPr>
             </w:r>
@@ -2626,6 +2734,7 @@
               <w:rPr>
                 <w:rFonts w:ascii="Times New Roman" w:hAnsi="Times New Roman"/>
                 <w:b w:val="0"/>
+                <w:i w:val="0"/>
                 <w:sz w:val="18"/>
               </w:rPr>
               <w:t>17</w:t>
@@ -2647,6 +2756,7 @@
               <w:rPr>
                 <w:rFonts w:ascii="Times New Roman" w:hAnsi="Times New Roman"/>
                 <w:b w:val="0"/>
+                <w:i w:val="0"/>
                 <w:sz w:val="18"/>
               </w:rPr>
               <w:t>Marker Dollar 6B/6 rouges</w:t>
@@ -2668,6 +2778,7 @@
               <w:rPr>
                 <w:rFonts w:ascii="Times New Roman" w:hAnsi="Times New Roman"/>
                 <w:b w:val="0"/>
+                <w:i w:val="0"/>
                 <w:sz w:val="18"/>
               </w:rPr>
               <w:t>3 000</w:t>
@@ -2689,6 +2800,7 @@
               <w:rPr>
                 <w:rFonts w:ascii="Times New Roman" w:hAnsi="Times New Roman"/>
                 <w:b w:val="0"/>
+                <w:i w:val="0"/>
                 <w:sz w:val="18"/>
               </w:rPr>
               <w:t>12</w:t>
@@ -2710,6 +2822,7 @@
               <w:rPr>
                 <w:rFonts w:ascii="Times New Roman" w:hAnsi="Times New Roman"/>
                 <w:b w:val="0"/>
+                <w:i w:val="0"/>
                 <w:sz w:val="18"/>
               </w:rPr>
               <w:t>36 000</w:t>
@@ -2738,6 +2851,7 @@
               <w:rPr>
                 <w:rFonts w:ascii="Times New Roman" w:hAnsi="Times New Roman"/>
                 <w:b w:val="0"/>
+                <w:i w:val="0"/>
                 <w:sz w:val="18"/>
               </w:rPr>
               <w:t>(2/ens)</w:t>
@@ -2761,6 +2875,7 @@
               <w:rPr>
                 <w:rFonts w:ascii="Times New Roman" w:hAnsi="Times New Roman"/>
                 <w:b w:val="0"/>
+                <w:i w:val="0"/>
                 <w:sz w:val="18"/>
               </w:rPr>
               <w:t>18</w:t>
@@ -2782,6 +2897,7 @@
               <w:rPr>
                 <w:rFonts w:ascii="Times New Roman" w:hAnsi="Times New Roman"/>
                 <w:b w:val="0"/>
+                <w:i w:val="0"/>
                 <w:sz w:val="18"/>
               </w:rPr>
               <w:t>Ody parasy sachet</w:t>
@@ -2803,6 +2919,7 @@
               <w:rPr>
                 <w:rFonts w:ascii="Times New Roman" w:hAnsi="Times New Roman"/>
                 <w:b w:val="0"/>
+                <w:i w:val="0"/>
                 <w:sz w:val="18"/>
               </w:rPr>
               <w:t>3 000</w:t>
@@ -2824,6 +2941,7 @@
               <w:rPr>
                 <w:rFonts w:ascii="Times New Roman" w:hAnsi="Times New Roman"/>
                 <w:b w:val="0"/>
+                <w:i w:val="0"/>
                 <w:sz w:val="18"/>
               </w:rPr>
               <w:t>3</w:t>
@@ -2845,6 +2963,7 @@
               <w:rPr>
                 <w:rFonts w:ascii="Times New Roman" w:hAnsi="Times New Roman"/>
                 <w:b w:val="0"/>
+                <w:i w:val="0"/>
                 <w:sz w:val="18"/>
               </w:rPr>
               <w:t>9 000</w:t>
@@ -2873,6 +2992,7 @@
               <w:rPr>
                 <w:rFonts w:ascii="Times New Roman" w:hAnsi="Times New Roman"/>
                 <w:b w:val="0"/>
+                <w:i w:val="0"/>
                 <w:sz w:val="18"/>
               </w:rPr>
             </w:r>
@@ -2895,6 +3015,7 @@
               <w:rPr>
                 <w:rFonts w:ascii="Times New Roman" w:hAnsi="Times New Roman"/>
                 <w:b w:val="0"/>
+                <w:i w:val="0"/>
                 <w:sz w:val="18"/>
               </w:rPr>
               <w:t>19</w:t>
@@ -2916,6 +3037,7 @@
               <w:rPr>
                 <w:rFonts w:ascii="Times New Roman" w:hAnsi="Times New Roman"/>
                 <w:b w:val="0"/>
+                <w:i w:val="0"/>
                 <w:sz w:val="18"/>
               </w:rPr>
               <w:t>Papier Velin rame</w:t>
@@ -2937,6 +3059,7 @@
               <w:rPr>
                 <w:rFonts w:ascii="Times New Roman" w:hAnsi="Times New Roman"/>
                 <w:b w:val="0"/>
+                <w:i w:val="0"/>
                 <w:sz w:val="18"/>
               </w:rPr>
               <w:t>25 000</w:t>
@@ -2958,6 +3081,7 @@
               <w:rPr>
                 <w:rFonts w:ascii="Times New Roman" w:hAnsi="Times New Roman"/>
                 <w:b w:val="0"/>
+                <w:i w:val="0"/>
                 <w:sz w:val="18"/>
               </w:rPr>
               <w:t>2</w:t>
@@ -2979,6 +3103,7 @@
               <w:rPr>
                 <w:rFonts w:ascii="Times New Roman" w:hAnsi="Times New Roman"/>
                 <w:b w:val="0"/>
+                <w:i w:val="0"/>
                 <w:sz w:val="18"/>
               </w:rPr>
               <w:t>50 000</w:t>
@@ -3007,6 +3132,7 @@
               <w:rPr>
                 <w:rFonts w:ascii="Times New Roman" w:hAnsi="Times New Roman"/>
                 <w:b w:val="0"/>
+                <w:i w:val="0"/>
                 <w:sz w:val="18"/>
               </w:rPr>
             </w:r>
@@ -3029,6 +3155,7 @@
               <w:rPr>
                 <w:rFonts w:ascii="Times New Roman" w:hAnsi="Times New Roman"/>
                 <w:b w:val="0"/>
+                <w:i w:val="0"/>
                 <w:sz w:val="18"/>
               </w:rPr>
               <w:t>20</w:t>
@@ -3050,6 +3177,7 @@
               <w:rPr>
                 <w:rFonts w:ascii="Times New Roman" w:hAnsi="Times New Roman"/>
                 <w:b w:val="0"/>
+                <w:i w:val="0"/>
                 <w:sz w:val="18"/>
               </w:rPr>
               <w:t>Pointes 5,6,7,8</w:t>
@@ -3071,6 +3199,7 @@
               <w:rPr>
                 <w:rFonts w:ascii="Times New Roman" w:hAnsi="Times New Roman"/>
                 <w:b w:val="0"/>
+                <w:i w:val="0"/>
                 <w:sz w:val="18"/>
               </w:rPr>
               <w:t>9 000</w:t>
@@ -3092,6 +3221,7 @@
               <w:rPr>
                 <w:rFonts w:ascii="Times New Roman" w:hAnsi="Times New Roman"/>
                 <w:b w:val="0"/>
+                <w:i w:val="0"/>
                 <w:sz w:val="18"/>
               </w:rPr>
               <w:t>2</w:t>
@@ -3113,6 +3243,7 @@
               <w:rPr>
                 <w:rFonts w:ascii="Times New Roman" w:hAnsi="Times New Roman"/>
                 <w:b w:val="0"/>
+                <w:i w:val="0"/>
                 <w:sz w:val="18"/>
               </w:rPr>
               <w:t>18 000</w:t>
@@ -3141,6 +3272,7 @@
               <w:rPr>
                 <w:rFonts w:ascii="Times New Roman" w:hAnsi="Times New Roman"/>
                 <w:b w:val="0"/>
+                <w:i w:val="0"/>
                 <w:sz w:val="18"/>
               </w:rPr>
             </w:r>
@@ -3163,6 +3295,7 @@
               <w:rPr>
                 <w:rFonts w:ascii="Times New Roman" w:hAnsi="Times New Roman"/>
                 <w:b w:val="0"/>
+                <w:i w:val="0"/>
                 <w:sz w:val="18"/>
               </w:rPr>
               <w:t>21</w:t>
@@ -3184,6 +3317,7 @@
               <w:rPr>
                 <w:rFonts w:ascii="Times New Roman" w:hAnsi="Times New Roman"/>
                 <w:b w:val="0"/>
+                <w:i w:val="0"/>
                 <w:sz w:val="18"/>
               </w:rPr>
               <w:t>Pinceau N°3</w:t>
@@ -3205,6 +3339,7 @@
               <w:rPr>
                 <w:rFonts w:ascii="Times New Roman" w:hAnsi="Times New Roman"/>
                 <w:b w:val="0"/>
+                <w:i w:val="0"/>
                 <w:sz w:val="18"/>
               </w:rPr>
               <w:t>2 500</w:t>
@@ -3226,6 +3361,7 @@
               <w:rPr>
                 <w:rFonts w:ascii="Times New Roman" w:hAnsi="Times New Roman"/>
                 <w:b w:val="0"/>
+                <w:i w:val="0"/>
                 <w:sz w:val="18"/>
               </w:rPr>
               <w:t>2</w:t>
@@ -3247,6 +3383,7 @@
               <w:rPr>
                 <w:rFonts w:ascii="Times New Roman" w:hAnsi="Times New Roman"/>
                 <w:b w:val="0"/>
+                <w:i w:val="0"/>
                 <w:sz w:val="18"/>
               </w:rPr>
               <w:t>5 000</w:t>
@@ -3275,6 +3412,7 @@
               <w:rPr>
                 <w:rFonts w:ascii="Times New Roman" w:hAnsi="Times New Roman"/>
                 <w:b w:val="0"/>
+                <w:i w:val="0"/>
                 <w:sz w:val="18"/>
               </w:rPr>
             </w:r>
@@ -3297,6 +3435,7 @@
               <w:rPr>
                 <w:rFonts w:ascii="Times New Roman" w:hAnsi="Times New Roman"/>
                 <w:b w:val="0"/>
+                <w:i w:val="0"/>
                 <w:sz w:val="18"/>
               </w:rPr>
               <w:t>22</w:t>
@@ -3318,6 +3457,7 @@
               <w:rPr>
                 <w:rFonts w:ascii="Times New Roman" w:hAnsi="Times New Roman"/>
                 <w:b w:val="0"/>
+                <w:i w:val="0"/>
                 <w:sz w:val="18"/>
               </w:rPr>
               <w:t>Râteau</w:t>
@@ -3339,6 +3479,7 @@
               <w:rPr>
                 <w:rFonts w:ascii="Times New Roman" w:hAnsi="Times New Roman"/>
                 <w:b w:val="0"/>
+                <w:i w:val="0"/>
                 <w:sz w:val="18"/>
               </w:rPr>
               <w:t>8 500</w:t>
@@ -3360,6 +3501,7 @@
               <w:rPr>
                 <w:rFonts w:ascii="Times New Roman" w:hAnsi="Times New Roman"/>
                 <w:b w:val="0"/>
+                <w:i w:val="0"/>
                 <w:sz w:val="18"/>
               </w:rPr>
               <w:t>1</w:t>
@@ -3381,6 +3523,7 @@
               <w:rPr>
                 <w:rFonts w:ascii="Times New Roman" w:hAnsi="Times New Roman"/>
                 <w:b w:val="0"/>
+                <w:i w:val="0"/>
                 <w:sz w:val="18"/>
               </w:rPr>
               <w:t>8 500</w:t>
@@ -3409,6 +3552,7 @@
               <w:rPr>
                 <w:rFonts w:ascii="Times New Roman" w:hAnsi="Times New Roman"/>
                 <w:b w:val="0"/>
+                <w:i w:val="0"/>
                 <w:sz w:val="18"/>
               </w:rPr>
             </w:r>
@@ -3431,6 +3575,7 @@
               <w:rPr>
                 <w:rFonts w:ascii="Times New Roman" w:hAnsi="Times New Roman"/>
                 <w:b w:val="0"/>
+                <w:i w:val="0"/>
                 <w:sz w:val="18"/>
               </w:rPr>
               <w:t>23</w:t>
@@ -3452,6 +3597,7 @@
               <w:rPr>
                 <w:rFonts w:ascii="Times New Roman" w:hAnsi="Times New Roman"/>
                 <w:b w:val="0"/>
+                <w:i w:val="0"/>
                 <w:sz w:val="18"/>
               </w:rPr>
               <w:t>Registre d’appel GM</w:t>
@@ -3473,6 +3619,7 @@
               <w:rPr>
                 <w:rFonts w:ascii="Times New Roman" w:hAnsi="Times New Roman"/>
                 <w:b w:val="0"/>
+                <w:i w:val="0"/>
                 <w:sz w:val="18"/>
               </w:rPr>
               <w:t>3 500</w:t>
@@ -3494,6 +3641,7 @@
               <w:rPr>
                 <w:rFonts w:ascii="Times New Roman" w:hAnsi="Times New Roman"/>
                 <w:b w:val="0"/>
+                <w:i w:val="0"/>
                 <w:sz w:val="18"/>
               </w:rPr>
               <w:t>7</w:t>
@@ -3515,6 +3663,7 @@
               <w:rPr>
                 <w:rFonts w:ascii="Times New Roman" w:hAnsi="Times New Roman"/>
                 <w:b w:val="0"/>
+                <w:i w:val="0"/>
                 <w:sz w:val="18"/>
               </w:rPr>
               <w:t>24 500</w:t>
@@ -3543,6 +3692,7 @@
               <w:rPr>
                 <w:rFonts w:ascii="Times New Roman" w:hAnsi="Times New Roman"/>
                 <w:b w:val="0"/>
+                <w:i w:val="0"/>
                 <w:sz w:val="18"/>
               </w:rPr>
               <w:t>(1/classe)</w:t>
@@ -3566,6 +3716,7 @@
               <w:rPr>
                 <w:rFonts w:ascii="Times New Roman" w:hAnsi="Times New Roman"/>
                 <w:b w:val="0"/>
+                <w:i w:val="0"/>
                 <w:sz w:val="18"/>
               </w:rPr>
               <w:t>24</w:t>
@@ -3587,6 +3738,7 @@
               <w:rPr>
                 <w:rFonts w:ascii="Times New Roman" w:hAnsi="Times New Roman"/>
                 <w:b w:val="0"/>
+                <w:i w:val="0"/>
                 <w:sz w:val="18"/>
               </w:rPr>
               <w:t>Règle pour TN</w:t>
@@ -3608,6 +3760,7 @@
               <w:rPr>
                 <w:rFonts w:ascii="Times New Roman" w:hAnsi="Times New Roman"/>
                 <w:b w:val="0"/>
+                <w:i w:val="0"/>
                 <w:sz w:val="18"/>
               </w:rPr>
               <w:t>10 500</w:t>
@@ -3629,6 +3782,7 @@
               <w:rPr>
                 <w:rFonts w:ascii="Times New Roman" w:hAnsi="Times New Roman"/>
                 <w:b w:val="0"/>
+                <w:i w:val="0"/>
                 <w:sz w:val="18"/>
               </w:rPr>
               <w:t>1</w:t>
@@ -3650,6 +3804,7 @@
               <w:rPr>
                 <w:rFonts w:ascii="Times New Roman" w:hAnsi="Times New Roman"/>
                 <w:b w:val="0"/>
+                <w:i w:val="0"/>
                 <w:sz w:val="18"/>
               </w:rPr>
               <w:t>10 500</w:t>
@@ -3678,6 +3833,7 @@
               <w:rPr>
                 <w:rFonts w:ascii="Times New Roman" w:hAnsi="Times New Roman"/>
                 <w:b w:val="0"/>
+                <w:i w:val="0"/>
                 <w:sz w:val="18"/>
               </w:rPr>
             </w:r>
@@ -3700,6 +3856,7 @@
               <w:rPr>
                 <w:rFonts w:ascii="Times New Roman" w:hAnsi="Times New Roman"/>
                 <w:b w:val="0"/>
+                <w:i w:val="0"/>
                 <w:sz w:val="18"/>
               </w:rPr>
               <w:t>25</w:t>
@@ -3721,6 +3878,7 @@
               <w:rPr>
                 <w:rFonts w:ascii="Times New Roman" w:hAnsi="Times New Roman"/>
                 <w:b w:val="0"/>
+                <w:i w:val="0"/>
                 <w:sz w:val="18"/>
               </w:rPr>
               <w:t>Stylo Digno R/N/B</w:t>
@@ -3742,6 +3900,7 @@
               <w:rPr>
                 <w:rFonts w:ascii="Times New Roman" w:hAnsi="Times New Roman"/>
                 <w:b w:val="0"/>
+                <w:i w:val="0"/>
                 <w:sz w:val="18"/>
               </w:rPr>
               <w:t>700</w:t>
@@ -3763,6 +3922,7 @@
               <w:rPr>
                 <w:rFonts w:ascii="Times New Roman" w:hAnsi="Times New Roman"/>
                 <w:b w:val="0"/>
+                <w:i w:val="0"/>
                 <w:sz w:val="18"/>
               </w:rPr>
               <w:t>18</w:t>
@@ -3784,6 +3944,7 @@
               <w:rPr>
                 <w:rFonts w:ascii="Times New Roman" w:hAnsi="Times New Roman"/>
                 <w:b w:val="0"/>
+                <w:i w:val="0"/>
                 <w:sz w:val="18"/>
               </w:rPr>
               <w:t>12 600</w:t>
@@ -3812,6 +3973,7 @@
               <w:rPr>
                 <w:rFonts w:ascii="Times New Roman" w:hAnsi="Times New Roman"/>
                 <w:b w:val="0"/>
+                <w:i w:val="0"/>
                 <w:sz w:val="18"/>
               </w:rPr>
               <w:t>(3/ens)</w:t>
@@ -3835,6 +3997,7 @@
               <w:rPr>
                 <w:rFonts w:ascii="Times New Roman" w:hAnsi="Times New Roman"/>
                 <w:b w:val="0"/>
+                <w:i w:val="0"/>
                 <w:sz w:val="18"/>
               </w:rPr>
               <w:t>26</w:t>
@@ -3856,6 +4019,7 @@
               <w:rPr>
                 <w:rFonts w:ascii="Times New Roman" w:hAnsi="Times New Roman"/>
                 <w:b w:val="0"/>
+                <w:i w:val="0"/>
                 <w:sz w:val="18"/>
               </w:rPr>
               <w:t>Stylo Schneider Bleu</w:t>
@@ -3877,6 +4041,7 @@
               <w:rPr>
                 <w:rFonts w:ascii="Times New Roman" w:hAnsi="Times New Roman"/>
                 <w:b w:val="0"/>
+                <w:i w:val="0"/>
                 <w:sz w:val="18"/>
               </w:rPr>
               <w:t>1 000</w:t>
@@ -3898,6 +4063,7 @@
               <w:rPr>
                 <w:rFonts w:ascii="Times New Roman" w:hAnsi="Times New Roman"/>
                 <w:b w:val="0"/>
+                <w:i w:val="0"/>
                 <w:sz w:val="18"/>
               </w:rPr>
               <w:t>18</w:t>
@@ -3919,6 +4085,7 @@
               <w:rPr>
                 <w:rFonts w:ascii="Times New Roman" w:hAnsi="Times New Roman"/>
                 <w:b w:val="0"/>
+                <w:i w:val="0"/>
                 <w:sz w:val="18"/>
               </w:rPr>
               <w:t>18 000</w:t>
@@ -3947,6 +4114,7 @@
               <w:rPr>
                 <w:rFonts w:ascii="Times New Roman" w:hAnsi="Times New Roman"/>
                 <w:b w:val="0"/>
+                <w:i w:val="0"/>
                 <w:sz w:val="18"/>
               </w:rPr>
               <w:t>(3/ens)</w:t>
@@ -3970,6 +4138,7 @@
               <w:rPr>
                 <w:rFonts w:ascii="Times New Roman" w:hAnsi="Times New Roman"/>
                 <w:b w:val="0"/>
+                <w:i w:val="0"/>
                 <w:sz w:val="18"/>
               </w:rPr>
               <w:t>27</w:t>
@@ -3991,6 +4160,7 @@
               <w:rPr>
                 <w:rFonts w:ascii="Times New Roman" w:hAnsi="Times New Roman"/>
                 <w:b w:val="0"/>
+                <w:i w:val="0"/>
                 <w:sz w:val="18"/>
               </w:rPr>
               <w:t>Stylo Schneider Rouge</w:t>
@@ -4012,6 +4182,7 @@
               <w:rPr>
                 <w:rFonts w:ascii="Times New Roman" w:hAnsi="Times New Roman"/>
                 <w:b w:val="0"/>
+                <w:i w:val="0"/>
                 <w:sz w:val="18"/>
               </w:rPr>
               <w:t>1 000</w:t>
@@ -4033,6 +4204,7 @@
               <w:rPr>
                 <w:rFonts w:ascii="Times New Roman" w:hAnsi="Times New Roman"/>
                 <w:b w:val="0"/>
+                <w:i w:val="0"/>
                 <w:sz w:val="18"/>
               </w:rPr>
               <w:t>18</w:t>
@@ -4054,6 +4226,7 @@
               <w:rPr>
                 <w:rFonts w:ascii="Times New Roman" w:hAnsi="Times New Roman"/>
                 <w:b w:val="0"/>
+                <w:i w:val="0"/>
                 <w:sz w:val="18"/>
               </w:rPr>
               <w:t>18 000</w:t>
@@ -4082,6 +4255,7 @@
               <w:rPr>
                 <w:rFonts w:ascii="Times New Roman" w:hAnsi="Times New Roman"/>
                 <w:b w:val="0"/>
+                <w:i w:val="0"/>
                 <w:sz w:val="18"/>
               </w:rPr>
               <w:t>(3/ens)</w:t>
@@ -4105,6 +4279,7 @@
               <w:rPr>
                 <w:rFonts w:ascii="Times New Roman" w:hAnsi="Times New Roman"/>
                 <w:b w:val="0"/>
+                <w:i w:val="0"/>
                 <w:sz w:val="18"/>
               </w:rPr>
               <w:t>28</w:t>
@@ -4126,6 +4301,7 @@
               <w:rPr>
                 <w:rFonts w:ascii="Times New Roman" w:hAnsi="Times New Roman"/>
                 <w:b w:val="0"/>
+                <w:i w:val="0"/>
                 <w:sz w:val="18"/>
               </w:rPr>
               <w:t>Stylo Schneider Noir</w:t>
@@ -4147,6 +4323,7 @@
               <w:rPr>
                 <w:rFonts w:ascii="Times New Roman" w:hAnsi="Times New Roman"/>
                 <w:b w:val="0"/>
+                <w:i w:val="0"/>
                 <w:sz w:val="18"/>
               </w:rPr>
               <w:t>1 000</w:t>
@@ -4168,6 +4345,7 @@
               <w:rPr>
                 <w:rFonts w:ascii="Times New Roman" w:hAnsi="Times New Roman"/>
                 <w:b w:val="0"/>
+                <w:i w:val="0"/>
                 <w:sz w:val="18"/>
               </w:rPr>
               <w:t>18</w:t>
@@ -4189,6 +4367,7 @@
               <w:rPr>
                 <w:rFonts w:ascii="Times New Roman" w:hAnsi="Times New Roman"/>
                 <w:b w:val="0"/>
+                <w:i w:val="0"/>
                 <w:sz w:val="18"/>
               </w:rPr>
               <w:t>18 000</w:t>
@@ -4217,6 +4396,7 @@
               <w:rPr>
                 <w:rFonts w:ascii="Times New Roman" w:hAnsi="Times New Roman"/>
                 <w:b w:val="0"/>
+                <w:i w:val="0"/>
                 <w:sz w:val="18"/>
               </w:rPr>
               <w:t>(3/ens)</w:t>
@@ -4240,6 +4420,7 @@
               <w:rPr>
                 <w:rFonts w:ascii="Times New Roman" w:hAnsi="Times New Roman"/>
                 <w:b w:val="0"/>
+                <w:i w:val="0"/>
                 <w:sz w:val="18"/>
               </w:rPr>
               <w:t>29</w:t>
@@ -4261,6 +4442,7 @@
               <w:rPr>
                 <w:rFonts w:ascii="Times New Roman" w:hAnsi="Times New Roman"/>
                 <w:b w:val="0"/>
+                <w:i w:val="0"/>
                 <w:sz w:val="18"/>
               </w:rPr>
               <w:t>Stylo Schneider Vert</w:t>
@@ -4282,6 +4464,7 @@
               <w:rPr>
                 <w:rFonts w:ascii="Times New Roman" w:hAnsi="Times New Roman"/>
                 <w:b w:val="0"/>
+                <w:i w:val="0"/>
                 <w:sz w:val="18"/>
               </w:rPr>
               <w:t>1 000</w:t>
@@ -4303,6 +4486,7 @@
               <w:rPr>
                 <w:rFonts w:ascii="Times New Roman" w:hAnsi="Times New Roman"/>
                 <w:b w:val="0"/>
+                <w:i w:val="0"/>
                 <w:sz w:val="18"/>
               </w:rPr>
               <w:t>6</w:t>
@@ -4324,6 +4508,7 @@
               <w:rPr>
                 <w:rFonts w:ascii="Times New Roman" w:hAnsi="Times New Roman"/>
                 <w:b w:val="0"/>
+                <w:i w:val="0"/>
                 <w:sz w:val="18"/>
               </w:rPr>
               <w:t>6 000</w:t>
@@ -4352,6 +4537,7 @@
               <w:rPr>
                 <w:rFonts w:ascii="Times New Roman" w:hAnsi="Times New Roman"/>
                 <w:b w:val="0"/>
+                <w:i w:val="0"/>
                 <w:sz w:val="18"/>
               </w:rPr>
               <w:t>(1/ens)</w:t>
@@ -4375,6 +4561,7 @@
               <w:rPr>
                 <w:rFonts w:ascii="Times New Roman" w:hAnsi="Times New Roman"/>
                 <w:b w:val="0"/>
+                <w:i w:val="0"/>
                 <w:sz w:val="18"/>
               </w:rPr>
               <w:t>30</w:t>
@@ -4396,6 +4583,7 @@
               <w:rPr>
                 <w:rFonts w:ascii="Times New Roman" w:hAnsi="Times New Roman"/>
                 <w:b w:val="0"/>
+                <w:i w:val="0"/>
                 <w:sz w:val="18"/>
               </w:rPr>
               <w:t>Sifflet vy</w:t>
@@ -4417,6 +4605,7 @@
               <w:rPr>
                 <w:rFonts w:ascii="Times New Roman" w:hAnsi="Times New Roman"/>
                 <w:b w:val="0"/>
+                <w:i w:val="0"/>
                 <w:sz w:val="18"/>
               </w:rPr>
               <w:t>1 800</w:t>
@@ -4438,6 +4627,7 @@
               <w:rPr>
                 <w:rFonts w:ascii="Times New Roman" w:hAnsi="Times New Roman"/>
                 <w:b w:val="0"/>
+                <w:i w:val="0"/>
                 <w:sz w:val="18"/>
               </w:rPr>
               <w:t>6</w:t>
@@ -4459,6 +4649,7 @@
               <w:rPr>
                 <w:rFonts w:ascii="Times New Roman" w:hAnsi="Times New Roman"/>
                 <w:b w:val="0"/>
+                <w:i w:val="0"/>
                 <w:sz w:val="18"/>
               </w:rPr>
               <w:t>10 800</w:t>
@@ -4487,6 +4678,7 @@
               <w:rPr>
                 <w:rFonts w:ascii="Times New Roman" w:hAnsi="Times New Roman"/>
                 <w:b w:val="0"/>
+                <w:i w:val="0"/>
                 <w:sz w:val="18"/>
               </w:rPr>
               <w:t>(1/ens)</w:t>
@@ -4510,6 +4702,7 @@
               <w:rPr>
                 <w:rFonts w:ascii="Times New Roman" w:hAnsi="Times New Roman"/>
                 <w:b w:val="0"/>
+                <w:i w:val="0"/>
                 <w:sz w:val="18"/>
               </w:rPr>
               <w:t>31</w:t>
@@ -4531,6 +4724,7 @@
               <w:rPr>
                 <w:rFonts w:ascii="Times New Roman" w:hAnsi="Times New Roman"/>
                 <w:b w:val="0"/>
+                <w:i w:val="0"/>
                 <w:sz w:val="18"/>
               </w:rPr>
               <w:t>Scotch GM</w:t>
@@ -4552,6 +4746,7 @@
               <w:rPr>
                 <w:rFonts w:ascii="Times New Roman" w:hAnsi="Times New Roman"/>
                 <w:b w:val="0"/>
+                <w:i w:val="0"/>
                 <w:sz w:val="18"/>
               </w:rPr>
               <w:t>6 000</w:t>
@@ -4573,6 +4768,7 @@
               <w:rPr>
                 <w:rFonts w:ascii="Times New Roman" w:hAnsi="Times New Roman"/>
                 <w:b w:val="0"/>
+                <w:i w:val="0"/>
                 <w:sz w:val="18"/>
               </w:rPr>
               <w:t>6</w:t>
@@ -4594,6 +4790,7 @@
               <w:rPr>
                 <w:rFonts w:ascii="Times New Roman" w:hAnsi="Times New Roman"/>
                 <w:b w:val="0"/>
+                <w:i w:val="0"/>
                 <w:sz w:val="18"/>
               </w:rPr>
               <w:t>36 000</w:t>
@@ -4622,6 +4819,7 @@
               <w:rPr>
                 <w:rFonts w:ascii="Times New Roman" w:hAnsi="Times New Roman"/>
                 <w:b w:val="0"/>
+                <w:i w:val="0"/>
                 <w:sz w:val="18"/>
               </w:rPr>
               <w:t>(1/ens)</w:t>
@@ -4645,6 +4843,7 @@
               <w:rPr>
                 <w:rFonts w:ascii="Times New Roman" w:hAnsi="Times New Roman"/>
                 <w:b w:val="0"/>
+                <w:i w:val="0"/>
                 <w:sz w:val="18"/>
               </w:rPr>
               <w:t>32</w:t>
@@ -4666,6 +4865,7 @@
               <w:rPr>
                 <w:rFonts w:ascii="Times New Roman" w:hAnsi="Times New Roman"/>
                 <w:b w:val="0"/>
+                <w:i w:val="0"/>
                 <w:sz w:val="18"/>
               </w:rPr>
               <w:t>Tadin-tsaina</w:t>
@@ -4687,6 +4887,7 @@
               <w:rPr>
                 <w:rFonts w:ascii="Times New Roman" w:hAnsi="Times New Roman"/>
                 <w:b w:val="0"/>
+                <w:i w:val="0"/>
                 <w:sz w:val="18"/>
               </w:rPr>
               <w:t>400</w:t>
@@ -4708,6 +4909,7 @@
               <w:rPr>
                 <w:rFonts w:ascii="Times New Roman" w:hAnsi="Times New Roman"/>
                 <w:b w:val="0"/>
+                <w:i w:val="0"/>
                 <w:sz w:val="18"/>
               </w:rPr>
               <w:t>24</w:t>
@@ -4729,6 +4931,7 @@
               <w:rPr>
                 <w:rFonts w:ascii="Times New Roman" w:hAnsi="Times New Roman"/>
                 <w:b w:val="0"/>
+                <w:i w:val="0"/>
                 <w:sz w:val="18"/>
               </w:rPr>
               <w:t>9 600</w:t>
@@ -4757,6 +4960,7 @@
               <w:rPr>
                 <w:rFonts w:ascii="Times New Roman" w:hAnsi="Times New Roman"/>
                 <w:b w:val="0"/>
+                <w:i w:val="0"/>
                 <w:sz w:val="18"/>
               </w:rPr>
             </w:r>
@@ -4779,6 +4983,7 @@
               <w:rPr>
                 <w:rFonts w:ascii="Times New Roman" w:hAnsi="Times New Roman"/>
                 <w:b w:val="0"/>
+                <w:i w:val="0"/>
                 <w:sz w:val="18"/>
               </w:rPr>
               <w:t>33</w:t>
@@ -4800,6 +5005,7 @@
               <w:rPr>
                 <w:rFonts w:ascii="Times New Roman" w:hAnsi="Times New Roman"/>
                 <w:b w:val="0"/>
+                <w:i w:val="0"/>
                 <w:sz w:val="18"/>
               </w:rPr>
               <w:t>Emballage blanc</w:t>
@@ -4821,6 +5027,7 @@
               <w:rPr>
                 <w:rFonts w:ascii="Times New Roman" w:hAnsi="Times New Roman"/>
                 <w:b w:val="0"/>
+                <w:i w:val="0"/>
                 <w:sz w:val="18"/>
               </w:rPr>
               <w:t>400</w:t>
@@ -4842,6 +5049,7 @@
               <w:rPr>
                 <w:rFonts w:ascii="Times New Roman" w:hAnsi="Times New Roman"/>
                 <w:b w:val="0"/>
+                <w:i w:val="0"/>
                 <w:sz w:val="18"/>
               </w:rPr>
               <w:t>36</w:t>
@@ -4863,6 +5071,7 @@
               <w:rPr>
                 <w:rFonts w:ascii="Times New Roman" w:hAnsi="Times New Roman"/>
                 <w:b w:val="0"/>
+                <w:i w:val="0"/>
                 <w:sz w:val="18"/>
               </w:rPr>
               <w:t>14 400</w:t>
@@ -4891,6 +5100,7 @@
               <w:rPr>
                 <w:rFonts w:ascii="Times New Roman" w:hAnsi="Times New Roman"/>
                 <w:b w:val="0"/>
+                <w:i w:val="0"/>
                 <w:sz w:val="18"/>
               </w:rPr>
               <w:t>(6/ens)</w:t>
@@ -4914,6 +5124,7 @@
               <w:rPr>
                 <w:rFonts w:ascii="Times New Roman" w:hAnsi="Times New Roman"/>
                 <w:b w:val="0"/>
+                <w:i w:val="0"/>
                 <w:sz w:val="18"/>
               </w:rPr>
               <w:t>34</w:t>
@@ -4935,6 +5146,7 @@
               <w:rPr>
                 <w:rFonts w:ascii="Times New Roman" w:hAnsi="Times New Roman"/>
                 <w:b w:val="0"/>
+                <w:i w:val="0"/>
                 <w:sz w:val="18"/>
               </w:rPr>
               <w:t>Badge</w:t>
@@ -4956,6 +5168,7 @@
               <w:rPr>
                 <w:rFonts w:ascii="Times New Roman" w:hAnsi="Times New Roman"/>
                 <w:b w:val="0"/>
+                <w:i w:val="0"/>
                 <w:sz w:val="18"/>
               </w:rPr>
               <w:t>2 000</w:t>
@@ -4977,6 +5190,7 @@
               <w:rPr>
                 <w:rFonts w:ascii="Times New Roman" w:hAnsi="Times New Roman"/>
                 <w:b w:val="0"/>
+                <w:i w:val="0"/>
                 <w:sz w:val="18"/>
               </w:rPr>
               <w:t>1</w:t>
@@ -4998,6 +5212,7 @@
               <w:rPr>
                 <w:rFonts w:ascii="Times New Roman" w:hAnsi="Times New Roman"/>
                 <w:b w:val="0"/>
+                <w:i w:val="0"/>
                 <w:sz w:val="18"/>
               </w:rPr>
               <w:t>2 000</w:t>
@@ -5026,6 +5241,7 @@
               <w:rPr>
                 <w:rFonts w:ascii="Times New Roman" w:hAnsi="Times New Roman"/>
                 <w:b w:val="0"/>
+                <w:i w:val="0"/>
                 <w:sz w:val="18"/>
               </w:rPr>
             </w:r>
@@ -5048,6 +5264,7 @@
               <w:rPr>
                 <w:rFonts w:ascii="Times New Roman" w:hAnsi="Times New Roman"/>
                 <w:b w:val="0"/>
+                <w:i w:val="0"/>
                 <w:sz w:val="18"/>
               </w:rPr>
               <w:t>35</w:t>
@@ -5069,6 +5286,7 @@
               <w:rPr>
                 <w:rFonts w:ascii="Times New Roman" w:hAnsi="Times New Roman"/>
                 <w:b w:val="0"/>
+                <w:i w:val="0"/>
                 <w:sz w:val="18"/>
               </w:rPr>
               <w:t>Porte-feuille</w:t>
@@ -5090,6 +5308,7 @@
               <w:rPr>
                 <w:rFonts w:ascii="Times New Roman" w:hAnsi="Times New Roman"/>
                 <w:b w:val="0"/>
+                <w:i w:val="0"/>
                 <w:sz w:val="18"/>
               </w:rPr>
               <w:t>300</w:t>
@@ -5111,6 +5330,7 @@
               <w:rPr>
                 <w:rFonts w:ascii="Times New Roman" w:hAnsi="Times New Roman"/>
                 <w:b w:val="0"/>
+                <w:i w:val="0"/>
                 <w:sz w:val="18"/>
               </w:rPr>
               <w:t>12</w:t>
@@ -5132,6 +5352,7 @@
               <w:rPr>
                 <w:rFonts w:ascii="Times New Roman" w:hAnsi="Times New Roman"/>
                 <w:b w:val="0"/>
+                <w:i w:val="0"/>
                 <w:sz w:val="18"/>
               </w:rPr>
               <w:t>3 600</w:t>
@@ -5160,6 +5381,7 @@
               <w:rPr>
                 <w:rFonts w:ascii="Times New Roman" w:hAnsi="Times New Roman"/>
                 <w:b w:val="0"/>
+                <w:i w:val="0"/>
                 <w:sz w:val="18"/>
               </w:rPr>
               <w:t>(2/ens)</w:t>
